--- a/thesis/Lung_Cancer_Thesis_Alina_Faryad.docx
+++ b/thesis/Lung_Cancer_Thesis_Alina_Faryad.docx
@@ -421,20 +421,7 @@
           <w:b w:val="false"/>
           <w:bCs w:val="false"/>
         </w:rPr>
-        <w:t xml:space="preserve">Lung cancer remains the leading cause of cancer-related mortality worldwide, yet its prognosis is strongly dependent on the stage at which it is detected. Manual interpretation of Computed Tomography (CT) scans is slow, resource-intensive and prone to inter-observer variability, motivating the development of automated, accurate and explainable computer-aided diagnosis systems.</w:t>
-      </w:r>
-    </w:p>
-    <w:p>
-      <w:pPr>
-        <w:spacing w:after="100" w:before="100"/>
-        <w:jc w:val="both"/>
-      </w:pPr>
-      <w:r>
-        <w:rPr>
-          <w:b w:val="false"/>
-          <w:bCs w:val="false"/>
-        </w:rPr>
-        <w:t xml:space="preserve">This thesis presents an </w:t>
+        <w:t xml:space="preserve">Lung cancer continues to claim more lives than any other malignancy, and a patient's outcome depends heavily on how early the disease is identified. Since reading Computed Tomography (CT) scans manually is slow and varies from one radiologist to another, there is a pressing need for automated diagnostic tools that are both dependable and easy to interpret. This thesis introduces an </w:t>
       </w:r>
       <w:r>
         <w:rPr>
@@ -448,7 +435,7 @@
           <w:b w:val="false"/>
           <w:bCs w:val="false"/>
         </w:rPr>
-        <w:t xml:space="preserve">. The proposed framework addresses three critical limitations of existing deep-learning approaches: class imbalance and data scarcity, the instability of single-model predictions, and the post-hoc — rather than integrated — application of explainability tools. A </w:t>
+        <w:t xml:space="preserve"> that targets three recurring weaknesses of current deep-learning methods: limited and imbalanced training data, the fragility of depending on a single model, and the tendency to bolt on explainability only after the fact. To rebalance the data, a </w:t>
       </w:r>
       <w:r>
         <w:rPr>
@@ -462,7 +449,7 @@
           <w:b w:val="false"/>
           <w:bCs w:val="false"/>
         </w:rPr>
-        <w:t xml:space="preserve"> is trained to generate synthetic CT images for the minority class, correcting the training-set class imbalance. Three complementary transfer learning architectures — </w:t>
+        <w:t xml:space="preserve"> synthesises CT images for the under-represented class, and three backbones — </w:t>
       </w:r>
       <w:r>
         <w:rPr>
@@ -476,96 +463,55 @@
           <w:b w:val="false"/>
           <w:bCs w:val="false"/>
         </w:rPr>
-        <w:t xml:space="preserve"> — are fine-tuned using a two-phase strategy (frozen backbone followed by full fine-tuning) and combined through an </w:t>
+        <w:t xml:space="preserve"> — are fine-tuned in two stages and merged through an </w:t>
       </w:r>
       <w:r>
         <w:rPr>
           <w:b/>
           <w:bCs/>
         </w:rPr>
-        <w:t xml:space="preserve">XGBoost stacked meta-learner</w:t>
-      </w:r>
-      <w:r>
-        <w:rPr>
-          <w:b w:val="false"/>
-          <w:bCs w:val="false"/>
-        </w:rPr>
-        <w:t xml:space="preserve"> to produce a robust ensemble prediction. </w:t>
+        <w:t xml:space="preserve">XGBoost meta-learner</w:t>
+      </w:r>
+      <w:r>
+        <w:rPr>
+          <w:b w:val="false"/>
+          <w:bCs w:val="false"/>
+        </w:rPr>
+        <w:t xml:space="preserve">, with </w:t>
       </w:r>
       <w:r>
         <w:rPr>
           <w:b/>
           <w:bCs/>
         </w:rPr>
-        <w:t xml:space="preserve">Gradient-weighted Class Activation Mapping (Grad-CAM)</w:t>
-      </w:r>
-      <w:r>
-        <w:rPr>
-          <w:b w:val="false"/>
-          <w:bCs w:val="false"/>
-        </w:rPr>
-        <w:t xml:space="preserve"> is integrated as a first-class output component, generating a visual heatmap that highlights the CT regions responsible for each prediction alongside the classification score.</w:t>
-      </w:r>
-    </w:p>
-    <w:p>
-      <w:pPr>
-        <w:spacing w:after="100" w:before="100"/>
-        <w:jc w:val="both"/>
-      </w:pPr>
-      <w:r>
-        <w:rPr>
-          <w:b w:val="false"/>
-          <w:bCs w:val="false"/>
-        </w:rPr>
-        <w:t xml:space="preserve">The system is evaluated on two publicly available benchmark datasets: </w:t>
+        <w:t xml:space="preserve">Grad-CAM</w:t>
+      </w:r>
+      <w:r>
+        <w:rPr>
+          <w:b w:val="false"/>
+          <w:bCs w:val="false"/>
+        </w:rPr>
+        <w:t xml:space="preserve"> heatmaps generated alongside every prediction to reveal the regions behind each decision. On the clean IQ-OTH/NCCD benchmark the ensemble attains </w:t>
       </w:r>
       <w:r>
         <w:rPr>
           <w:b/>
           <w:bCs/>
         </w:rPr>
-        <w:t xml:space="preserve">IQ-OTH/NCCD</w:t>
-      </w:r>
-      <w:r>
-        <w:rPr>
-          <w:b w:val="false"/>
-          <w:bCs w:val="false"/>
-        </w:rPr>
-        <w:t xml:space="preserve"> — a clean, pre-processed CT dataset — and </w:t>
+        <w:t xml:space="preserve">98.80% accuracy, 100% recall and AUC = 0.9997</w:t>
+      </w:r>
+      <w:r>
+        <w:rPr>
+          <w:b w:val="false"/>
+          <w:bCs w:val="false"/>
+        </w:rPr>
+        <w:t xml:space="preserve">, while on the raw multi-institutional LIDC-IDRI dataset it reaches </w:t>
       </w:r>
       <w:r>
         <w:rPr>
           <w:b/>
           <w:bCs/>
         </w:rPr>
-        <w:t xml:space="preserve">LIDC-IDRI</w:t>
-      </w:r>
-      <w:r>
-        <w:rPr>
-          <w:b w:val="false"/>
-          <w:bCs w:val="false"/>
-        </w:rPr>
-        <w:t xml:space="preserve"> — a raw, multi-institutional DICOM dataset. On IQ-OTH/NCCD, the stacked ensemble achieves </w:t>
-      </w:r>
-      <w:r>
-        <w:rPr>
-          <w:b/>
-          <w:bCs/>
-        </w:rPr>
-        <w:t xml:space="preserve">98.80% accuracy, 100% recall (zero missed cancer cases) and AUC = 0.9997</w:t>
-      </w:r>
-      <w:r>
-        <w:rPr>
-          <w:b w:val="false"/>
-          <w:bCs w:val="false"/>
-        </w:rPr>
-        <w:t xml:space="preserve">, surpassing the target accuracy of 97%. On the more challenging LIDC-IDRI dataset, the ensemble achieves </w:t>
-      </w:r>
-      <w:r>
-        <w:rPr>
-          <w:b/>
-          <w:bCs/>
-        </w:rPr>
         <w:t xml:space="preserve">84.00% accuracy and AUC = 0.9218</w:t>
       </w:r>
       <w:r>
@@ -573,20 +519,7 @@
           <w:b w:val="false"/>
           <w:bCs w:val="false"/>
         </w:rPr>
-        <w:t xml:space="preserve"> — the highest AUC among all tested models on that dataset. Grad-CAM heatmaps consistently highlight clinically relevant focal regions in malignant cases and produce diffuse, non-focal activations for benign cases, confirming that the model's attention aligns with pathologically meaningful features. The complete system is deployed as an interactive web application providing real-time prediction with integrated visual explanation.</w:t>
-      </w:r>
-    </w:p>
-    <w:p>
-      <w:pPr>
-        <w:spacing w:after="100" w:before="100"/>
-        <w:jc w:val="both"/>
-      </w:pPr>
-      <w:r>
-        <w:rPr>
-          <w:b w:val="false"/>
-          <w:bCs w:val="false"/>
-        </w:rPr>
-        <w:t xml:space="preserve">The 14.8-percentage-point accuracy gap between the two datasets quantifies the generalisation challenge of cross-domain medical AI and is presented as a research finding underscoring the importance of multi-dataset evaluation. The proposed system contributes a unified, leakage-free, explainability-first pipeline that advances clinical confidence in AI-assisted lung cancer diagnosis.</w:t>
+        <w:t xml:space="preserve">. The 14.8-point gap between the two is reported honestly as a measure of the cross-domain generalisation challenge in medical AI. Deployed as an interactive web application, the proposed pipeline delivers a unified, leakage-free and explainability-first approach that reinforces clinical trust in AI-assisted lung cancer diagnosis.</w:t>
       </w:r>
     </w:p>
     <w:p>
